--- a/output/main.docx
+++ b/output/main.docx
@@ -184,19 +184,19 @@
     <w:p>
       <w:pPr>
         <w:numPr>
+          <w:ilvl w:val="0"/>
           <w:numId w:val="1001"/>
+        </w:numPr>
+      </w:pPr>
+      <w:r>
+        <w:t xml:space="preserve">First item</w:t>
+      </w:r>
+    </w:p>
+    <w:p>
+      <w:pPr>
+        <w:numPr>
           <w:ilvl w:val="0"/>
-        </w:numPr>
-      </w:pPr>
-      <w:r>
-        <w:t xml:space="preserve">First item</w:t>
-      </w:r>
-    </w:p>
-    <w:p>
-      <w:pPr>
-        <w:numPr>
           <w:numId w:val="1001"/>
-          <w:ilvl w:val="0"/>
         </w:numPr>
       </w:pPr>
       <w:r>
@@ -276,31 +276,29 @@
     </w:p>
     <w:p>
       <w:pPr>
-        <w:pStyle w:val="Compact"/>
+        <w:numPr>
+          <w:ilvl w:val="0"/>
+          <w:numId w:val="1002"/>
+        </w:numPr>
         <w:pStyle w:val="Definition"/>
+      </w:pPr>
+      <w:r>
+        <w:t xml:space="preserve">These items can also contain lists, but you need to mind the</w:t>
+      </w:r>
+      <w:r>
+        <w:t xml:space="preserve"> </w:t>
+      </w:r>
+      <w:r>
+        <w:t xml:space="preserve">indentation levels in the markdown source.</w:t>
+      </w:r>
+    </w:p>
+    <w:p>
+      <w:pPr>
         <w:numPr>
+          <w:ilvl w:val="0"/>
           <w:numId w:val="1002"/>
-          <w:ilvl w:val="0"/>
         </w:numPr>
-      </w:pPr>
-      <w:r>
-        <w:t xml:space="preserve">These items can also contain lists, but you need to mind the</w:t>
-      </w:r>
-      <w:r>
-        <w:t xml:space="preserve"> </w:t>
-      </w:r>
-      <w:r>
-        <w:t xml:space="preserve">indentation levels in the markdown source.</w:t>
-      </w:r>
-    </w:p>
-    <w:p>
-      <w:pPr>
-        <w:pStyle w:val="Compact"/>
         <w:pStyle w:val="Definition"/>
-        <w:numPr>
-          <w:numId w:val="1002"/>
-          <w:ilvl w:val="0"/>
-        </w:numPr>
       </w:pPr>
       <w:r>
         <w:t xml:space="preserve">Second item.</w:t>
@@ -316,7 +314,6 @@
     </w:p>
     <w:p>
       <w:pPr>
-        <w:pStyle w:val="Compact"/>
         <w:pStyle w:val="Definition"/>
       </w:pPr>
       <w:r>
@@ -392,7 +389,6 @@
     </w:p>
     <w:p>
       <w:pPr>
-        <w:pStyle w:val="Compact"/>
         <w:pStyle w:val="Definition"/>
       </w:pPr>
       <w:r>
@@ -582,66 +578,63 @@
     <w:p>
       <w:pPr>
         <w:numPr>
+          <w:ilvl w:val="0"/>
           <w:numId w:val="1003"/>
+        </w:numPr>
+      </w:pPr>
+      <w:r>
+        <w:t xml:space="preserve">Human Languages:</w:t>
+      </w:r>
+    </w:p>
+    <w:p>
+      <w:pPr>
+        <w:numPr>
+          <w:ilvl w:val="1"/>
+          <w:numId w:val="1004"/>
+        </w:numPr>
+      </w:pPr>
+      <w:r>
+        <w:t xml:space="preserve">English (native speaker)</w:t>
+      </w:r>
+    </w:p>
+    <w:p>
+      <w:pPr>
+        <w:numPr>
+          <w:ilvl w:val="1"/>
+          <w:numId w:val="1004"/>
+        </w:numPr>
+      </w:pPr>
+      <w:r>
+        <w:t xml:space="preserve">???</w:t>
+      </w:r>
+    </w:p>
+    <w:p>
+      <w:pPr>
+        <w:numPr>
+          <w:ilvl w:val="1"/>
+          <w:numId w:val="1004"/>
+        </w:numPr>
+      </w:pPr>
+      <w:r>
+        <w:t xml:space="preserve">This is what a nested list looks like.</w:t>
+      </w:r>
+    </w:p>
+    <w:p>
+      <w:pPr>
+        <w:numPr>
           <w:ilvl w:val="0"/>
+          <w:numId w:val="1003"/>
         </w:numPr>
       </w:pPr>
       <w:r>
-        <w:t xml:space="preserve">Human Languages:</w:t>
-      </w:r>
-    </w:p>
-    <w:p>
-      <w:pPr>
-        <w:pStyle w:val="Compact"/>
+        <w:t xml:space="preserve">Random tidbit</w:t>
+      </w:r>
+    </w:p>
+    <w:p>
+      <w:pPr>
         <w:numPr>
-          <w:numId w:val="1004"/>
-          <w:ilvl w:val="1"/>
-        </w:numPr>
-      </w:pPr>
-      <w:r>
-        <w:t xml:space="preserve">English (native speaker)</w:t>
-      </w:r>
-    </w:p>
-    <w:p>
-      <w:pPr>
-        <w:pStyle w:val="Compact"/>
-        <w:numPr>
-          <w:numId w:val="1004"/>
-          <w:ilvl w:val="1"/>
-        </w:numPr>
-      </w:pPr>
-      <w:r>
-        <w:t xml:space="preserve">???</w:t>
-      </w:r>
-    </w:p>
-    <w:p>
-      <w:pPr>
-        <w:pStyle w:val="Compact"/>
-        <w:numPr>
-          <w:numId w:val="1004"/>
-          <w:ilvl w:val="1"/>
-        </w:numPr>
-      </w:pPr>
-      <w:r>
-        <w:t xml:space="preserve">This is what a nested list looks like.</w:t>
-      </w:r>
-    </w:p>
-    <w:p>
-      <w:pPr>
-        <w:numPr>
+          <w:ilvl w:val="0"/>
           <w:numId w:val="1003"/>
-          <w:ilvl w:val="0"/>
-        </w:numPr>
-      </w:pPr>
-      <w:r>
-        <w:t xml:space="preserve">Random tidbit</w:t>
-      </w:r>
-    </w:p>
-    <w:p>
-      <w:pPr>
-        <w:numPr>
-          <w:numId w:val="1003"/>
-          <w:ilvl w:val="0"/>
         </w:numPr>
       </w:pPr>
       <w:r>
@@ -674,7 +667,7 @@
         <w:t xml:space="preserve">• +00 (0)00 000 0000 • XX years old</w:t>
       </w:r>
       <w:r>
-        <w:br w:type="textWrapping"/>
+        <w:br/>
       </w:r>
       <w:r>
         <w:t xml:space="preserve">address - Mytown, Mycountry</w:t>
@@ -711,109 +704,6 @@
 <file path=word/numbering.xml><?xml version="1.0" encoding="utf-8"?>
 <w:numbering xmlns:w="http://schemas.openxmlformats.org/wordprocessingml/2006/main">
   <w:abstractNum w:abstractNumId="990">
-    <w:nsid w:val="170cd2de"/>
-    <w:multiLevelType w:val="multilevel"/>
-    <w:lvl w:ilvl="0">
-      <w:numFmt w:val="bullet"/>
-      <w:lvlText w:val=" "/>
-      <w:lvlJc w:val="left"/>
-      <w:pPr>
-        <w:tabs>
-          <w:tab w:val="num" w:pos="0"/>
-        </w:tabs>
-        <w:ind w:left="480" w:hanging="480"/>
-      </w:pPr>
-    </w:lvl>
-    <w:lvl w:ilvl="1">
-      <w:numFmt w:val="bullet"/>
-      <w:lvlText w:val=" "/>
-      <w:lvlJc w:val="left"/>
-      <w:pPr>
-        <w:tabs>
-          <w:tab w:val="num" w:pos="720"/>
-        </w:tabs>
-        <w:ind w:left="1200" w:hanging="480"/>
-      </w:pPr>
-    </w:lvl>
-    <w:lvl w:ilvl="2">
-      <w:numFmt w:val="bullet"/>
-      <w:lvlText w:val=" "/>
-      <w:lvlJc w:val="left"/>
-      <w:pPr>
-        <w:tabs>
-          <w:tab w:val="num" w:pos="1440"/>
-        </w:tabs>
-        <w:ind w:left="1920" w:hanging="480"/>
-      </w:pPr>
-    </w:lvl>
-    <w:lvl w:ilvl="3">
-      <w:numFmt w:val="bullet"/>
-      <w:lvlText w:val=" "/>
-      <w:lvlJc w:val="left"/>
-      <w:pPr>
-        <w:tabs>
-          <w:tab w:val="num" w:pos="2160"/>
-        </w:tabs>
-        <w:ind w:left="2640" w:hanging="480"/>
-      </w:pPr>
-    </w:lvl>
-    <w:lvl w:ilvl="4">
-      <w:numFmt w:val="bullet"/>
-      <w:lvlText w:val=" "/>
-      <w:lvlJc w:val="left"/>
-      <w:pPr>
-        <w:tabs>
-          <w:tab w:val="num" w:pos="2880"/>
-        </w:tabs>
-        <w:ind w:left="3360" w:hanging="480"/>
-      </w:pPr>
-    </w:lvl>
-    <w:lvl w:ilvl="5">
-      <w:numFmt w:val="bullet"/>
-      <w:lvlText w:val=" "/>
-      <w:lvlJc w:val="left"/>
-      <w:pPr>
-        <w:tabs>
-          <w:tab w:val="num" w:pos="3600"/>
-        </w:tabs>
-        <w:ind w:left="4080" w:hanging="480"/>
-      </w:pPr>
-    </w:lvl>
-    <w:lvl w:ilvl="6">
-      <w:numFmt w:val="bullet"/>
-      <w:lvlText w:val=" "/>
-      <w:lvlJc w:val="left"/>
-      <w:pPr>
-        <w:tabs>
-          <w:tab w:val="num" w:pos="4320"/>
-        </w:tabs>
-        <w:ind w:left="4800" w:hanging="480"/>
-      </w:pPr>
-    </w:lvl>
-    <w:lvl w:ilvl="7">
-      <w:numFmt w:val="bullet"/>
-      <w:lvlText w:val=" "/>
-      <w:lvlJc w:val="left"/>
-      <w:pPr>
-        <w:tabs>
-          <w:tab w:val="num" w:pos="5040"/>
-        </w:tabs>
-        <w:ind w:left="5520" w:hanging="480"/>
-      </w:pPr>
-    </w:lvl>
-    <w:lvl w:ilvl="8">
-      <w:numFmt w:val="bullet"/>
-      <w:lvlText w:val=" "/>
-      <w:lvlJc w:val="left"/>
-      <w:pPr>
-        <w:tabs>
-          <w:tab w:val="num" w:pos="5760"/>
-        </w:tabs>
-        <w:ind w:left="6240" w:hanging="480"/>
-      </w:pPr>
-    </w:lvl>
-  </w:abstractNum>
-  <w:abstractNum w:abstractNumId="990">
     <w:nsid w:val="2c1ae401"/>
     <w:multiLevelType w:val="multilevel"/>
     <w:lvl w:ilvl="0">
@@ -1019,9 +909,6 @@
       </w:pPr>
     </w:lvl>
   </w:abstractNum>
-  <w:num w:numId="1000">
-    <w:abstractNumId w:val="990"/>
-  </w:num>
   <w:num w:numId="1000">
     <w:abstractNumId w:val="990"/>
   </w:num>
@@ -1180,7 +1067,7 @@
       <w:rFonts w:asciiTheme="majorHAnsi" w:eastAsiaTheme="majorEastAsia" w:hAnsiTheme="majorHAnsi" w:cstheme="majorBidi"/>
       <w:b/>
       <w:bCs/>
-      <w:color w:val="345A8A" w:themeColor="accent1" w:themeShade="B5"/>
+      <w:color w:val="4F81BD" w:themeColor="accent1"/>
       <w:sz w:val="32"/>
       <w:szCs w:val="32"/>
     </w:rPr>
@@ -1203,8 +1090,8 @@
       <w:b/>
       <w:bCs/>
       <w:color w:val="4F81BD" w:themeColor="accent1"/>
-      <w:sz w:val="32"/>
-      <w:szCs w:val="32"/>
+      <w:sz w:val="28"/>
+      <w:szCs w:val="28"/>
     </w:rPr>
   </w:style>
   <w:style w:type="paragraph" w:styleId="Heading3">
@@ -1225,8 +1112,8 @@
       <w:b/>
       <w:bCs/>
       <w:color w:val="4F81BD" w:themeColor="accent1"/>
-      <w:sz w:val="28"/>
-      <w:szCs w:val="28"/>
+      <w:sz w:val="24"/>
+      <w:szCs w:val="24"/>
     </w:rPr>
   </w:style>
   <w:style w:type="paragraph" w:styleId="Heading4">
@@ -1244,7 +1131,7 @@
     </w:pPr>
     <w:rPr>
       <w:rFonts w:asciiTheme="majorHAnsi" w:eastAsiaTheme="majorEastAsia" w:hAnsiTheme="majorHAnsi" w:cstheme="majorBidi"/>
-      <w:b/>
+      <w:i/>
       <w:bCs/>
       <w:color w:val="4F81BD" w:themeColor="accent1"/>
       <w:sz w:val="24"/>
@@ -1266,7 +1153,6 @@
     </w:pPr>
     <w:rPr>
       <w:rFonts w:asciiTheme="majorHAnsi" w:eastAsiaTheme="majorEastAsia" w:hAnsiTheme="majorHAnsi" w:cstheme="majorBidi"/>
-      <w:i/>
       <w:iCs/>
       <w:color w:val="4F81BD" w:themeColor="accent1"/>
       <w:sz w:val="24"/>
@@ -1362,14 +1248,8 @@
     <w:qFormat/>
     <w:pPr>
       <w:spacing w:before="100" w:after="100"/>
-      <w:ind w:firstLine="0"/>
-    </w:pPr>
-    <w:rPr>
-      <w:rFonts w:asciiTheme="majorHAnsi" w:eastAsiaTheme="majorEastAsia" w:hAnsiTheme="majorHAnsi" w:cstheme="majorBidi"/>
-      <w:bCs/>
-      <w:sz w:val="20"/>
-      <w:szCs w:val="20"/>
-    </w:rPr>
+      <w:ind w:firstLine="0" w:left="480" w:right="480"/>
+    </w:pPr>
   </w:style>
   <w:style w:type="paragraph" w:styleId="FootnoteText">
     <w:name w:val="Footnote Text"/>
